--- a/ALM_Technische_Dokumentation.docx
+++ b/ALM_Technische_Dokumentation.docx
@@ -80,7 +80,7 @@
         <w:rPr>
           <w:sz w:val="20"/>
         </w:rPr>
-        <w:t>Quelle: main_alm_simulation.py, sensitivity_analysis.py, functions.R</w:t>
+        <w:t>Quelle: main_alm_simulation.py, sensitivity_analysis.py, rentnerbestand_generator.py, functions.R</w:t>
       </w:r>
     </w:p>
     <w:p xmlns:wp14="http://schemas.microsoft.com/office/word/2010/wordml" wp14:textId="77777777">
@@ -5285,6 +5285,24 @@
         <w:t>Steuerung erfolgt über Argumente, u.a.: --n_paths (MC-Pfade je Szenario), --t_horizon, --output_dir, --lhs_samples (Populations-Varianten), --alloc_samples (Allokationen), --dur_samples (Duration-Stichproben), --resume (ab Szenario fortsetzen), --dry_run (nur Szenarien anzeigen), --no_path_export (nur Summary), --max_disk_gb / --min_free_gb (Speicherlimits) und --config (eigene JSON-Szenarien).</w:t>
       </w:r>
     </w:p>
+    <w:p xmlns:wp14="http://schemas.microsoft.com/office/word/2010/wordml">
+      <w:pPr>
+        <w:pStyle w:val="Heading2"/>
+      </w:pPr>
+      <w:r>
+        <w:t>13.4 Generierung von Zufallsbeständen (rentnerbestand_generator.py)</w:t>
+      </w:r>
+    </w:p>
+    <w:p xmlns:wp14="http://schemas.microsoft.com/office/word/2010/wordml">
+      <w:r>
+        <w:t>Das Hilfsskript rentnerbestand_generator.py erzeugt einen synthetischen Rentnerbestand auf Basis weniger Parameter und speichert ihn als data/rentnerbestand_initial.csv. Pro Person werden Alter (Normalverteilung um einen Mittelwert, begrenzt auf 65–100), Geschlecht (konfigurierbarer Frauenanteil), Zivilstand (verheiratet/ledig/verwitwet), Rentenhöhe (InitialPension, normalverteilt und begrenzt), Ehegatten-Altersdifferenz (geschlechtsabhängig, negativ = Partner jünger), Ehegattenrenten-Satz (SpousePensionRate) sowie Geburtsjahr erzeugt.</w:t>
+      </w:r>
+    </w:p>
+    <w:p xmlns:wp14="http://schemas.microsoft.com/office/word/2010/wordml">
+      <w:r>
+        <w:t>Das Skript diente unter anderem der automatisierten Analyse der Cashflow-Sensitivität in Abhängigkeit der Eigenschaften der Rentnerkohorte (z.B. Bestandsgrösse, Durchschnittsalter, Frauenanteil, Anteil Verheiratete, Rentenhöhe und -streuung, Ehegattenrente). In der systematischen Sensitivitätsanalyse (Kap. 13.1–13.2) übernimmt die Funktion generate_population_df() dieselbe Aufgabe parametrisiert pro Szenario.</w:t>
+      </w:r>
+    </w:p>
     <w:p xmlns:wp14="http://schemas.microsoft.com/office/word/2010/wordml" wp14:textId="77777777">
       <w:pPr>
         <w:pStyle w:val="Heading1"/>
@@ -6106,7 +6124,20 @@
     </w:p>
     <w:p xmlns:wp14="http://schemas.microsoft.com/office/word/2010/wordml">
       <w:r>
-        <w:t>Die folgende Tabelle listet alle Eingangs- bzw. Konfigurationsvariablen des ALM-Simulators mit Kategorie und Bedeutung. Diese Werte werden je Simulation festgelegt (Web-UI bzw. config_alm.py) oder in der Sensitivitätsanalyse systematisch variiert.</w:t>
+        <w:t>Die Variablen des ALM-Simulators lassen sich in zwei Gruppen unterteilen: Variablen, die vom Benutzer festgelegt werden (Web-UI bzw. config_alm.py, in der Sensitivitätsanalyse systematisch variiert), und Variablen, die vom Modell aus dem Rentnerbestand berechnet werden.</w:t>
+      </w:r>
+    </w:p>
+    <w:p xmlns:wp14="http://schemas.microsoft.com/office/word/2010/wordml">
+      <w:pPr>
+        <w:pStyle w:val="Heading2"/>
+      </w:pPr>
+      <w:r>
+        <w:t>15.1 Vom Benutzer festgelegte Variablen</w:t>
+      </w:r>
+    </w:p>
+    <w:p xmlns:wp14="http://schemas.microsoft.com/office/word/2010/wordml">
+      <w:r>
+        <w:t>Diese Werte werden je Simulation als Eingabe gesetzt bzw. in der Sensitivitätsanalyse über Parameter-Grids und LHS-Stichproben variiert.</w:t>
       </w:r>
     </w:p>
     <w:tbl>
@@ -8573,10 +8604,65 @@
           </w:p>
         </w:tc>
       </w:tr>
+    </w:tbl>
+    <w:p xmlns:wp14="http://schemas.microsoft.com/office/word/2010/wordml">
+      <w:pPr>
+        <w:pStyle w:val="Heading2"/>
+      </w:pPr>
+      <w:r>
+        <w:t>15.2 Vom Modell berechnete Variablen (Bestands-Kennzahlen)</w:t>
+      </w:r>
+    </w:p>
+    <w:p xmlns:wp14="http://schemas.microsoft.com/office/word/2010/wordml">
+      <w:r>
+        <w:t>Die bestand_*-Spalten sind keine direkten Eingaben, sondern werden von der Funktion compute_initial_population_stats() aus dem generierten bzw. geladenen Rentnerbestand abgeleitet (W(0) zusätzlich aus dem technischen Zinssatz). In der Sensitivitätsanalyse werden sie indirekt über die Populations-Parameter (z.B. n_population, age_mean, pension_mean, share_married) gesteuert.</w:t>
+      </w:r>
+    </w:p>
+    <w:tbl>
+      <w:tblPr>
+        <w:tblStyle w:val="LightGrid-Accent1"/>
+        <w:tblW w:w="0" w:type="auto"/>
+        <w:jc w:val="center"/>
+        <w:tblLook w:val="04A0" w:firstRow="1" w:lastRow="0" w:firstColumn="1" w:lastColumn="0" w:noHBand="0" w:noVBand="1"/>
+      </w:tblPr>
+      <w:tblGrid>
+        <w:gridCol w:w="3200"/>
+        <w:gridCol w:w="6160"/>
+      </w:tblGrid>
       <w:tr xmlns:wp14="http://schemas.microsoft.com/office/word/2010/wordml">
         <w:tc>
           <w:tcPr>
-            <w:tcW w:w="3000" w:type="dxa"/>
+            <w:tcW w:w="3200" w:type="dxa"/>
+          </w:tcPr>
+          <w:p>
+            <w:r>
+              <w:rPr>
+                <w:b/>
+                <w:sz w:val="16"/>
+              </w:rPr>
+              <w:t>Variable</w:t>
+            </w:r>
+          </w:p>
+        </w:tc>
+        <w:tc>
+          <w:tcPr>
+            <w:tcW w:w="6160" w:type="dxa"/>
+          </w:tcPr>
+          <w:p>
+            <w:r>
+              <w:rPr>
+                <w:b/>
+                <w:sz w:val="16"/>
+              </w:rPr>
+              <w:t>Beschreibung</w:t>
+            </w:r>
+          </w:p>
+        </w:tc>
+      </w:tr>
+      <w:tr xmlns:wp14="http://schemas.microsoft.com/office/word/2010/wordml">
+        <w:tc>
+          <w:tcPr>
+            <w:tcW w:w="3200" w:type="dxa"/>
           </w:tcPr>
           <w:p>
             <w:r>
@@ -8591,27 +8677,14 @@
         </w:tc>
         <w:tc>
           <w:tcPr>
-            <w:tcW w:w="1800" w:type="dxa"/>
+            <w:tcW w:w="6160" w:type="dxa"/>
           </w:tcPr>
           <w:p>
             <w:r>
               <w:rPr>
                 <w:sz w:val="14"/>
               </w:rPr>
-              <w:t>Bestand</w:t>
-            </w:r>
-          </w:p>
-        </w:tc>
-        <w:tc>
-          <w:tcPr>
-            <w:tcW w:w="4560" w:type="dxa"/>
-          </w:tcPr>
-          <w:p>
-            <w:r>
-              <w:rPr>
-                <w:sz w:val="14"/>
-              </w:rPr>
-              <w:t>Anzahl Rentner im Anfangsbestand.</w:t>
+              <w:t>Anzahl Rentner im Anfangsbestand (= Länge des Bestands-DataFrames).</w:t>
             </w:r>
           </w:p>
         </w:tc>
@@ -8619,7 +8692,7 @@
       <w:tr xmlns:wp14="http://schemas.microsoft.com/office/word/2010/wordml">
         <w:tc>
           <w:tcPr>
-            <w:tcW w:w="3000" w:type="dxa"/>
+            <w:tcW w:w="3200" w:type="dxa"/>
           </w:tcPr>
           <w:p>
             <w:r>
@@ -8634,27 +8707,14 @@
         </w:tc>
         <w:tc>
           <w:tcPr>
-            <w:tcW w:w="1800" w:type="dxa"/>
+            <w:tcW w:w="6160" w:type="dxa"/>
           </w:tcPr>
           <w:p>
             <w:r>
               <w:rPr>
                 <w:sz w:val="14"/>
               </w:rPr>
-              <w:t>Bestand</w:t>
-            </w:r>
-          </w:p>
-        </w:tc>
-        <w:tc>
-          <w:tcPr>
-            <w:tcW w:w="4560" w:type="dxa"/>
-          </w:tcPr>
-          <w:p>
-            <w:r>
-              <w:rPr>
-                <w:sz w:val="14"/>
-              </w:rPr>
-              <w:t>Durchschnittsalter des Bestands.</w:t>
+              <w:t>Durchschnittsalter des Bestands (Mittelwert Age).</w:t>
             </w:r>
           </w:p>
         </w:tc>
@@ -8662,7 +8722,7 @@
       <w:tr xmlns:wp14="http://schemas.microsoft.com/office/word/2010/wordml">
         <w:tc>
           <w:tcPr>
-            <w:tcW w:w="3000" w:type="dxa"/>
+            <w:tcW w:w="3200" w:type="dxa"/>
           </w:tcPr>
           <w:p>
             <w:r>
@@ -8677,27 +8737,14 @@
         </w:tc>
         <w:tc>
           <w:tcPr>
-            <w:tcW w:w="1800" w:type="dxa"/>
+            <w:tcW w:w="6160" w:type="dxa"/>
           </w:tcPr>
           <w:p>
             <w:r>
               <w:rPr>
                 <w:sz w:val="14"/>
               </w:rPr>
-              <w:t>Bestand</w:t>
-            </w:r>
-          </w:p>
-        </w:tc>
-        <w:tc>
-          <w:tcPr>
-            <w:tcW w:w="4560" w:type="dxa"/>
-          </w:tcPr>
-          <w:p>
-            <w:r>
-              <w:rPr>
-                <w:sz w:val="14"/>
-              </w:rPr>
-              <w:t>Anzahl Männer.</w:t>
+              <w:t>Anzahl Männer im Bestand.</w:t>
             </w:r>
           </w:p>
         </w:tc>
@@ -8705,7 +8752,7 @@
       <w:tr xmlns:wp14="http://schemas.microsoft.com/office/word/2010/wordml">
         <w:tc>
           <w:tcPr>
-            <w:tcW w:w="3000" w:type="dxa"/>
+            <w:tcW w:w="3200" w:type="dxa"/>
           </w:tcPr>
           <w:p>
             <w:r>
@@ -8720,27 +8767,14 @@
         </w:tc>
         <w:tc>
           <w:tcPr>
-            <w:tcW w:w="1800" w:type="dxa"/>
+            <w:tcW w:w="6160" w:type="dxa"/>
           </w:tcPr>
           <w:p>
             <w:r>
               <w:rPr>
                 <w:sz w:val="14"/>
               </w:rPr>
-              <w:t>Bestand</w:t>
-            </w:r>
-          </w:p>
-        </w:tc>
-        <w:tc>
-          <w:tcPr>
-            <w:tcW w:w="4560" w:type="dxa"/>
-          </w:tcPr>
-          <w:p>
-            <w:r>
-              <w:rPr>
-                <w:sz w:val="14"/>
-              </w:rPr>
-              <w:t>Anzahl Frauen.</w:t>
+              <w:t>Anzahl Frauen im Bestand.</w:t>
             </w:r>
           </w:p>
         </w:tc>
@@ -8748,7 +8782,7 @@
       <w:tr xmlns:wp14="http://schemas.microsoft.com/office/word/2010/wordml">
         <w:tc>
           <w:tcPr>
-            <w:tcW w:w="3000" w:type="dxa"/>
+            <w:tcW w:w="3200" w:type="dxa"/>
           </w:tcPr>
           <w:p>
             <w:r>
@@ -8763,27 +8797,14 @@
         </w:tc>
         <w:tc>
           <w:tcPr>
-            <w:tcW w:w="1800" w:type="dxa"/>
+            <w:tcW w:w="6160" w:type="dxa"/>
           </w:tcPr>
           <w:p>
             <w:r>
               <w:rPr>
                 <w:sz w:val="14"/>
               </w:rPr>
-              <w:t>Bestand</w:t>
-            </w:r>
-          </w:p>
-        </w:tc>
-        <w:tc>
-          <w:tcPr>
-            <w:tcW w:w="4560" w:type="dxa"/>
-          </w:tcPr>
-          <w:p>
-            <w:r>
-              <w:rPr>
-                <w:sz w:val="14"/>
-              </w:rPr>
-              <w:t>Männeranteil.</w:t>
+              <w:t>Männeranteil (n_m / n_total).</w:t>
             </w:r>
           </w:p>
         </w:tc>
@@ -8791,7 +8812,7 @@
       <w:tr xmlns:wp14="http://schemas.microsoft.com/office/word/2010/wordml">
         <w:tc>
           <w:tcPr>
-            <w:tcW w:w="3000" w:type="dxa"/>
+            <w:tcW w:w="3200" w:type="dxa"/>
           </w:tcPr>
           <w:p>
             <w:r>
@@ -8806,27 +8827,14 @@
         </w:tc>
         <w:tc>
           <w:tcPr>
-            <w:tcW w:w="1800" w:type="dxa"/>
+            <w:tcW w:w="6160" w:type="dxa"/>
           </w:tcPr>
           <w:p>
             <w:r>
               <w:rPr>
                 <w:sz w:val="14"/>
               </w:rPr>
-              <w:t>Bestand</w:t>
-            </w:r>
-          </w:p>
-        </w:tc>
-        <w:tc>
-          <w:tcPr>
-            <w:tcW w:w="4560" w:type="dxa"/>
-          </w:tcPr>
-          <w:p>
-            <w:r>
-              <w:rPr>
-                <w:sz w:val="14"/>
-              </w:rPr>
-              <w:t>Frauenanteil.</w:t>
+              <w:t>Frauenanteil (n_f / n_total).</w:t>
             </w:r>
           </w:p>
         </w:tc>
@@ -8834,7 +8842,7 @@
       <w:tr xmlns:wp14="http://schemas.microsoft.com/office/word/2010/wordml">
         <w:tc>
           <w:tcPr>
-            <w:tcW w:w="3000" w:type="dxa"/>
+            <w:tcW w:w="3200" w:type="dxa"/>
           </w:tcPr>
           <w:p>
             <w:r>
@@ -8849,27 +8857,14 @@
         </w:tc>
         <w:tc>
           <w:tcPr>
-            <w:tcW w:w="1800" w:type="dxa"/>
+            <w:tcW w:w="6160" w:type="dxa"/>
           </w:tcPr>
           <w:p>
             <w:r>
               <w:rPr>
                 <w:sz w:val="14"/>
               </w:rPr>
-              <w:t>Bestand</w:t>
-            </w:r>
-          </w:p>
-        </w:tc>
-        <w:tc>
-          <w:tcPr>
-            <w:tcW w:w="4560" w:type="dxa"/>
-          </w:tcPr>
-          <w:p>
-            <w:r>
-              <w:rPr>
-                <w:sz w:val="14"/>
-              </w:rPr>
-              <w:t>Anzahl Verheiratete.</w:t>
+              <w:t>Anzahl Verheiratete (MaritalStatus == 'Married').</w:t>
             </w:r>
           </w:p>
         </w:tc>
@@ -8877,7 +8872,7 @@
       <w:tr xmlns:wp14="http://schemas.microsoft.com/office/word/2010/wordml">
         <w:tc>
           <w:tcPr>
-            <w:tcW w:w="3000" w:type="dxa"/>
+            <w:tcW w:w="3200" w:type="dxa"/>
           </w:tcPr>
           <w:p>
             <w:r>
@@ -8892,27 +8887,14 @@
         </w:tc>
         <w:tc>
           <w:tcPr>
-            <w:tcW w:w="1800" w:type="dxa"/>
+            <w:tcW w:w="6160" w:type="dxa"/>
           </w:tcPr>
           <w:p>
             <w:r>
               <w:rPr>
                 <w:sz w:val="14"/>
               </w:rPr>
-              <w:t>Bestand</w:t>
-            </w:r>
-          </w:p>
-        </w:tc>
-        <w:tc>
-          <w:tcPr>
-            <w:tcW w:w="4560" w:type="dxa"/>
-          </w:tcPr>
-          <w:p>
-            <w:r>
-              <w:rPr>
-                <w:sz w:val="14"/>
-              </w:rPr>
-              <w:t>Anteil Verheiratete.</w:t>
+              <w:t>Anteil Verheiratete (n_married / n_total).</w:t>
             </w:r>
           </w:p>
         </w:tc>
@@ -8920,7 +8902,7 @@
       <w:tr xmlns:wp14="http://schemas.microsoft.com/office/word/2010/wordml">
         <w:tc>
           <w:tcPr>
-            <w:tcW w:w="3000" w:type="dxa"/>
+            <w:tcW w:w="3200" w:type="dxa"/>
           </w:tcPr>
           <w:p>
             <w:r>
@@ -8935,27 +8917,14 @@
         </w:tc>
         <w:tc>
           <w:tcPr>
-            <w:tcW w:w="1800" w:type="dxa"/>
+            <w:tcW w:w="6160" w:type="dxa"/>
           </w:tcPr>
           <w:p>
             <w:r>
               <w:rPr>
                 <w:sz w:val="14"/>
               </w:rPr>
-              <w:t>Bestand</w:t>
-            </w:r>
-          </w:p>
-        </w:tc>
-        <w:tc>
-          <w:tcPr>
-            <w:tcW w:w="4560" w:type="dxa"/>
-          </w:tcPr>
-          <w:p>
-            <w:r>
-              <w:rPr>
-                <w:sz w:val="14"/>
-              </w:rPr>
-              <w:t>Anteil Alleinstehende.</w:t>
+              <w:t>Anteil Alleinstehende (1 − share_married).</w:t>
             </w:r>
           </w:p>
         </w:tc>
@@ -8963,7 +8932,7 @@
       <w:tr xmlns:wp14="http://schemas.microsoft.com/office/word/2010/wordml">
         <w:tc>
           <w:tcPr>
-            <w:tcW w:w="3000" w:type="dxa"/>
+            <w:tcW w:w="3200" w:type="dxa"/>
           </w:tcPr>
           <w:p>
             <w:r>
@@ -8978,20 +8947,7 @@
         </w:tc>
         <w:tc>
           <w:tcPr>
-            <w:tcW w:w="1800" w:type="dxa"/>
-          </w:tcPr>
-          <w:p>
-            <w:r>
-              <w:rPr>
-                <w:sz w:val="14"/>
-              </w:rPr>
-              <w:t>Bestand</w:t>
-            </w:r>
-          </w:p>
-        </w:tc>
-        <w:tc>
-          <w:tcPr>
-            <w:tcW w:w="4560" w:type="dxa"/>
+            <w:tcW w:w="6160" w:type="dxa"/>
           </w:tcPr>
           <w:p>
             <w:r>
@@ -9006,7 +8962,7 @@
       <w:tr xmlns:wp14="http://schemas.microsoft.com/office/word/2010/wordml">
         <w:tc>
           <w:tcPr>
-            <w:tcW w:w="3000" w:type="dxa"/>
+            <w:tcW w:w="3200" w:type="dxa"/>
           </w:tcPr>
           <w:p>
             <w:r>
@@ -9021,20 +8977,7 @@
         </w:tc>
         <w:tc>
           <w:tcPr>
-            <w:tcW w:w="1800" w:type="dxa"/>
-          </w:tcPr>
-          <w:p>
-            <w:r>
-              <w:rPr>
-                <w:sz w:val="14"/>
-              </w:rPr>
-              <w:t>Bestand</w:t>
-            </w:r>
-          </w:p>
-        </w:tc>
-        <w:tc>
-          <w:tcPr>
-            <w:tcW w:w="4560" w:type="dxa"/>
+            <w:tcW w:w="6160" w:type="dxa"/>
           </w:tcPr>
           <w:p>
             <w:r>
@@ -9049,7 +8992,7 @@
       <w:tr xmlns:wp14="http://schemas.microsoft.com/office/word/2010/wordml">
         <w:tc>
           <w:tcPr>
-            <w:tcW w:w="3000" w:type="dxa"/>
+            <w:tcW w:w="3200" w:type="dxa"/>
           </w:tcPr>
           <w:p>
             <w:r>
@@ -9064,20 +9007,7 @@
         </w:tc>
         <w:tc>
           <w:tcPr>
-            <w:tcW w:w="1800" w:type="dxa"/>
-          </w:tcPr>
-          <w:p>
-            <w:r>
-              <w:rPr>
-                <w:sz w:val="14"/>
-              </w:rPr>
-              <w:t>Bestand</w:t>
-            </w:r>
-          </w:p>
-        </w:tc>
-        <w:tc>
-          <w:tcPr>
-            <w:tcW w:w="4560" w:type="dxa"/>
+            <w:tcW w:w="6160" w:type="dxa"/>
           </w:tcPr>
           <w:p>
             <w:r>
@@ -9092,7 +9022,7 @@
       <w:tr xmlns:wp14="http://schemas.microsoft.com/office/word/2010/wordml">
         <w:tc>
           <w:tcPr>
-            <w:tcW w:w="3000" w:type="dxa"/>
+            <w:tcW w:w="3200" w:type="dxa"/>
           </w:tcPr>
           <w:p>
             <w:r>
@@ -9107,20 +9037,7 @@
         </w:tc>
         <w:tc>
           <w:tcPr>
-            <w:tcW w:w="1800" w:type="dxa"/>
-          </w:tcPr>
-          <w:p>
-            <w:r>
-              <w:rPr>
-                <w:sz w:val="14"/>
-              </w:rPr>
-              <w:t>Bestand</w:t>
-            </w:r>
-          </w:p>
-        </w:tc>
-        <w:tc>
-          <w:tcPr>
-            <w:tcW w:w="4560" w:type="dxa"/>
+            <w:tcW w:w="6160" w:type="dxa"/>
           </w:tcPr>
           <w:p>
             <w:r>
@@ -9135,7 +9052,7 @@
       <w:tr xmlns:wp14="http://schemas.microsoft.com/office/word/2010/wordml">
         <w:tc>
           <w:tcPr>
-            <w:tcW w:w="3000" w:type="dxa"/>
+            <w:tcW w:w="3200" w:type="dxa"/>
           </w:tcPr>
           <w:p>
             <w:r>
@@ -9150,20 +9067,7 @@
         </w:tc>
         <w:tc>
           <w:tcPr>
-            <w:tcW w:w="1800" w:type="dxa"/>
-          </w:tcPr>
-          <w:p>
-            <w:r>
-              <w:rPr>
-                <w:sz w:val="14"/>
-              </w:rPr>
-              <w:t>Bestand</w:t>
-            </w:r>
-          </w:p>
-        </w:tc>
-        <w:tc>
-          <w:tcPr>
-            <w:tcW w:w="4560" w:type="dxa"/>
+            <w:tcW w:w="6160" w:type="dxa"/>
           </w:tcPr>
           <w:p>
             <w:r>
@@ -9178,7 +9082,7 @@
       <w:tr xmlns:wp14="http://schemas.microsoft.com/office/word/2010/wordml">
         <w:tc>
           <w:tcPr>
-            <w:tcW w:w="3000" w:type="dxa"/>
+            <w:tcW w:w="3200" w:type="dxa"/>
           </w:tcPr>
           <w:p>
             <w:r>
@@ -9193,20 +9097,7 @@
         </w:tc>
         <w:tc>
           <w:tcPr>
-            <w:tcW w:w="1800" w:type="dxa"/>
-          </w:tcPr>
-          <w:p>
-            <w:r>
-              <w:rPr>
-                <w:sz w:val="14"/>
-              </w:rPr>
-              <w:t>Bestand</w:t>
-            </w:r>
-          </w:p>
-        </w:tc>
-        <w:tc>
-          <w:tcPr>
-            <w:tcW w:w="4560" w:type="dxa"/>
+            <w:tcW w:w="6160" w:type="dxa"/>
           </w:tcPr>
           <w:p>
             <w:r>
@@ -9221,7 +9112,7 @@
       <w:tr xmlns:wp14="http://schemas.microsoft.com/office/word/2010/wordml">
         <w:tc>
           <w:tcPr>
-            <w:tcW w:w="3000" w:type="dxa"/>
+            <w:tcW w:w="3200" w:type="dxa"/>
           </w:tcPr>
           <w:p>
             <w:r>
@@ -9236,20 +9127,7 @@
         </w:tc>
         <w:tc>
           <w:tcPr>
-            <w:tcW w:w="1800" w:type="dxa"/>
-          </w:tcPr>
-          <w:p>
-            <w:r>
-              <w:rPr>
-                <w:sz w:val="14"/>
-              </w:rPr>
-              <w:t>Bestand</w:t>
-            </w:r>
-          </w:p>
-        </w:tc>
-        <w:tc>
-          <w:tcPr>
-            <w:tcW w:w="4560" w:type="dxa"/>
+            <w:tcW w:w="6160" w:type="dxa"/>
           </w:tcPr>
           <w:p>
             <w:r>
@@ -9264,7 +9142,7 @@
       <w:tr xmlns:wp14="http://schemas.microsoft.com/office/word/2010/wordml">
         <w:tc>
           <w:tcPr>
-            <w:tcW w:w="3000" w:type="dxa"/>
+            <w:tcW w:w="3200" w:type="dxa"/>
           </w:tcPr>
           <w:p>
             <w:r>
@@ -9279,20 +9157,7 @@
         </w:tc>
         <w:tc>
           <w:tcPr>
-            <w:tcW w:w="1800" w:type="dxa"/>
-          </w:tcPr>
-          <w:p>
-            <w:r>
-              <w:rPr>
-                <w:sz w:val="14"/>
-              </w:rPr>
-              <w:t>Bestand</w:t>
-            </w:r>
-          </w:p>
-        </w:tc>
-        <w:tc>
-          <w:tcPr>
-            <w:tcW w:w="4560" w:type="dxa"/>
+            <w:tcW w:w="6160" w:type="dxa"/>
           </w:tcPr>
           <w:p>
             <w:r>
@@ -9307,7 +9172,7 @@
       <w:tr xmlns:wp14="http://schemas.microsoft.com/office/word/2010/wordml">
         <w:tc>
           <w:tcPr>
-            <w:tcW w:w="3000" w:type="dxa"/>
+            <w:tcW w:w="3200" w:type="dxa"/>
           </w:tcPr>
           <w:p>
             <w:r>
@@ -9322,20 +9187,7 @@
         </w:tc>
         <w:tc>
           <w:tcPr>
-            <w:tcW w:w="1800" w:type="dxa"/>
-          </w:tcPr>
-          <w:p>
-            <w:r>
-              <w:rPr>
-                <w:sz w:val="14"/>
-              </w:rPr>
-              <w:t>Bestand</w:t>
-            </w:r>
-          </w:p>
-        </w:tc>
-        <w:tc>
-          <w:tcPr>
-            <w:tcW w:w="4560" w:type="dxa"/>
+            <w:tcW w:w="6160" w:type="dxa"/>
           </w:tcPr>
           <w:p>
             <w:r>
@@ -9350,7 +9202,7 @@
       <w:tr xmlns:wp14="http://schemas.microsoft.com/office/word/2010/wordml">
         <w:tc>
           <w:tcPr>
-            <w:tcW w:w="3000" w:type="dxa"/>
+            <w:tcW w:w="3200" w:type="dxa"/>
           </w:tcPr>
           <w:p>
             <w:r>
@@ -9365,20 +9217,7 @@
         </w:tc>
         <w:tc>
           <w:tcPr>
-            <w:tcW w:w="1800" w:type="dxa"/>
-          </w:tcPr>
-          <w:p>
-            <w:r>
-              <w:rPr>
-                <w:sz w:val="14"/>
-              </w:rPr>
-              <w:t>Bestand</w:t>
-            </w:r>
-          </w:p>
-        </w:tc>
-        <w:tc>
-          <w:tcPr>
-            <w:tcW w:w="4560" w:type="dxa"/>
+            <w:tcW w:w="6160" w:type="dxa"/>
           </w:tcPr>
           <w:p>
             <w:r>
@@ -9393,7 +9232,7 @@
       <w:tr xmlns:wp14="http://schemas.microsoft.com/office/word/2010/wordml">
         <w:tc>
           <w:tcPr>
-            <w:tcW w:w="3000" w:type="dxa"/>
+            <w:tcW w:w="3200" w:type="dxa"/>
           </w:tcPr>
           <w:p>
             <w:r>
@@ -9408,27 +9247,14 @@
         </w:tc>
         <w:tc>
           <w:tcPr>
-            <w:tcW w:w="1800" w:type="dxa"/>
+            <w:tcW w:w="6160" w:type="dxa"/>
           </w:tcPr>
           <w:p>
             <w:r>
               <w:rPr>
                 <w:sz w:val="14"/>
               </w:rPr>
-              <w:t>Bestand</w:t>
-            </w:r>
-          </w:p>
-        </w:tc>
-        <w:tc>
-          <w:tcPr>
-            <w:tcW w:w="4560" w:type="dxa"/>
-          </w:tcPr>
-          <w:p>
-            <w:r>
-              <w:rPr>
-                <w:sz w:val="14"/>
-              </w:rPr>
-              <w:t>Initialer Barwert der Verpflichtungen W(0).</w:t>
+              <w:t>Initialer Barwert der Verpflichtungen W(0), berechnet aus Bestand und technischem Zinssatz.</w:t>
             </w:r>
           </w:p>
         </w:tc>
@@ -9436,7 +9262,7 @@
       <w:tr xmlns:wp14="http://schemas.microsoft.com/office/word/2010/wordml">
         <w:tc>
           <w:tcPr>
-            <w:tcW w:w="3000" w:type="dxa"/>
+            <w:tcW w:w="3200" w:type="dxa"/>
           </w:tcPr>
           <w:p>
             <w:r>
@@ -9451,27 +9277,14 @@
         </w:tc>
         <w:tc>
           <w:tcPr>
-            <w:tcW w:w="1800" w:type="dxa"/>
+            <w:tcW w:w="6160" w:type="dxa"/>
           </w:tcPr>
           <w:p>
             <w:r>
               <w:rPr>
                 <w:sz w:val="14"/>
               </w:rPr>
-              <w:t>Bestand</w:t>
-            </w:r>
-          </w:p>
-        </w:tc>
-        <w:tc>
-          <w:tcPr>
-            <w:tcW w:w="4560" w:type="dxa"/>
-          </w:tcPr>
-          <w:p>
-            <w:r>
-              <w:rPr>
-                <w:sz w:val="14"/>
-              </w:rPr>
-              <w:t>Mittlere Altersdifferenz zum Ehepartner.</w:t>
+              <w:t>Mittlere Altersdifferenz zum Ehepartner (Mittelwert SpouseAgeDiff).</w:t>
             </w:r>
           </w:p>
         </w:tc>
@@ -9479,7 +9292,7 @@
       <w:tr xmlns:wp14="http://schemas.microsoft.com/office/word/2010/wordml">
         <w:tc>
           <w:tcPr>
-            <w:tcW w:w="3000" w:type="dxa"/>
+            <w:tcW w:w="3200" w:type="dxa"/>
           </w:tcPr>
           <w:p>
             <w:r>
@@ -9494,20 +9307,7 @@
         </w:tc>
         <w:tc>
           <w:tcPr>
-            <w:tcW w:w="1800" w:type="dxa"/>
-          </w:tcPr>
-          <w:p>
-            <w:r>
-              <w:rPr>
-                <w:sz w:val="14"/>
-              </w:rPr>
-              <w:t>Bestand</w:t>
-            </w:r>
-          </w:p>
-        </w:tc>
-        <w:tc>
-          <w:tcPr>
-            <w:tcW w:w="4560" w:type="dxa"/>
+            <w:tcW w:w="6160" w:type="dxa"/>
           </w:tcPr>
           <w:p>
             <w:r>
@@ -9522,7 +9322,7 @@
       <w:tr xmlns:wp14="http://schemas.microsoft.com/office/word/2010/wordml">
         <w:tc>
           <w:tcPr>
-            <w:tcW w:w="3000" w:type="dxa"/>
+            <w:tcW w:w="3200" w:type="dxa"/>
           </w:tcPr>
           <w:p>
             <w:r>
@@ -9537,27 +9337,14 @@
         </w:tc>
         <w:tc>
           <w:tcPr>
-            <w:tcW w:w="1800" w:type="dxa"/>
+            <w:tcW w:w="6160" w:type="dxa"/>
           </w:tcPr>
           <w:p>
             <w:r>
               <w:rPr>
                 <w:sz w:val="14"/>
               </w:rPr>
-              <w:t>Bestand</w:t>
-            </w:r>
-          </w:p>
-        </w:tc>
-        <w:tc>
-          <w:tcPr>
-            <w:tcW w:w="4560" w:type="dxa"/>
-          </w:tcPr>
-          <w:p>
-            <w:r>
-              <w:rPr>
-                <w:sz w:val="14"/>
-              </w:rPr>
-              <w:t>Ehegattenrenten-Satz (α_spouse, z.B. 40%).</w:t>
+              <w:t>Mittlerer Ehegattenrenten-Satz (α_spouse) im Bestand.</w:t>
             </w:r>
           </w:p>
         </w:tc>
